--- a/DOKUMANLAR/00-PROSEDÜRLER/16_Ag_Guvenligi_Yonetim_Proseduru.docx
+++ b/DOKUMANLAR/00-PROSEDÜRLER/16_Ag_Guvenligi_Yonetim_Proseduru.docx
@@ -294,6 +294,24 @@
     <w:p>
       <w:r>
         <w:t>VPN bağlantıları için MFA zorunludur.</w:t>
+      </w:r>
+    </w:p>
+    <w:p>
+      <w:pPr>
+        <w:spacing w:before="80"/>
+      </w:pPr>
+      <w:r>
+        <w:rPr>
+          <w:b/>
+          <w:color w:val="7C9E0E"/>
+          <w:sz w:val="22"/>
+        </w:rPr>
+        <w:t>4.4. Bilgi Transferi (ISO 27001 A.5.14)</w:t>
+      </w:r>
+    </w:p>
+    <w:p>
+      <w:r>
+        <w:t>Firma dışına yapılacak tüm bilgi transferleri şifreli kanal üzerinden gerçekleştirilir (TLS 1.2+ veya VPN tüneli). Hassas veriler e-posta ile gönderilecekse şifreli ek veya güvenli dosya paylaşım sistemi kullanılır. Taşınabilir medya (USB, harici disk) ile transferler kayıt altına alınır ve şifrelenir. Üçüncü taraflara yapılacak bilgi transferleri Gizlilik Sözleşmesi kapsamında yürütülür.</w:t>
       </w:r>
     </w:p>
     <w:p>
